--- a/hangszoveg/gyekenyes_hangszoveg.docx
+++ b/hangszoveg/gyekenyes_hangszoveg.docx
@@ -6,7 +6,6 @@
       <w:r>
         <w:t xml:space="preserve">A </w:t>
       </w:r>
-      <w:proofErr w:type="spellStart"/>
       <w:r>
         <w:rPr>
           <w:b/>
@@ -28,7 +27,6 @@
         </w:rPr>
         <w:t>i</w:t>
       </w:r>
-      <w:proofErr w:type="spellEnd"/>
       <w:r>
         <w:rPr>
           <w:b/>
@@ -37,12 +35,18 @@
         <w:t xml:space="preserve"> vasútállomás</w:t>
       </w:r>
       <w:r>
-        <w:t xml:space="preserve"> Magyarország egyik legdélibb, egyben legjelentősebb vasúti határállomása, amely fontos szerepet tölt be a nemzetközi vasúti közlekedésben. A település központjához közel található, így gyalogosan is könnyen megközelíthető. Az állomás épülete egyszerű, de hangulatos, tükrözi a határ menti állomások nyugodt, időtálló karakterét.</w:t>
+        <w:t xml:space="preserve"> Magyarország egyik legdélibb, egyben legjelentősebb vasúti határállomása, amely fontos szerepet tölt be a nemzetközi vasúti közlekedésben. A település központjához közel található, így gyalogosan is könnyen megközelíthető. Az állomás épülete hangulatos, tükrözi a határ menti állomások nyugodt, </w:t>
+      </w:r>
+      <w:r>
+        <w:t>elegáns</w:t>
+      </w:r>
+      <w:r>
+        <w:t xml:space="preserve"> karakterét.</w:t>
       </w:r>
     </w:p>
     <w:p>
       <w:r>
-        <w:t xml:space="preserve">Gyékényes nemcsak a határátlépő forgalom miatt fontos, hanem azért is, mert itt halad át a Budapest–Zágráb vasútvonal. A vonatok mellett a csendes falusi környezet, a híres </w:t>
+        <w:t xml:space="preserve">A vonatok mellett a csendes falusi környezet, a híres </w:t>
       </w:r>
       <w:r>
         <w:rPr>
@@ -62,7 +66,10 @@
         <w:t>természetközeli életforma</w:t>
       </w:r>
       <w:r>
-        <w:t xml:space="preserve"> miatt is egyre többen választják ezt a vidéket pihenésre, horgászatra vagy akár átutazásra.</w:t>
+        <w:t xml:space="preserve"> miatt is egyre többen választják ezt a vidéket pihenésre, horgászatra</w:t>
+      </w:r>
+      <w:r>
+        <w:t>.</w:t>
       </w:r>
     </w:p>
     <w:p/>
@@ -679,6 +686,7 @@
   <w:style w:type="character" w:default="1" w:styleId="Bekezdsalapbettpusa">
     <w:name w:val="Default Paragraph Font"/>
     <w:uiPriority w:val="1"/>
+    <w:semiHidden/>
     <w:unhideWhenUsed/>
   </w:style>
   <w:style w:type="table" w:default="1" w:styleId="Normltblzat">
